--- a/Homework#3/Homework#3_CCN_2025Fall.docx
+++ b/Homework#3/Homework#3_CCN_2025Fall.docx
@@ -74,6 +74,26 @@
       <w:pPr>
         <w:spacing w:line="360" w:lineRule="auto"/>
         <w:rPr>
+          <w:rFonts w:ascii="Arial" w:hAnsi="Arial" w:cs="Arial"/>
+          <w:sz w:val="22"/>
+          <w:szCs w:val="22"/>
+        </w:rPr>
+      </w:pPr>
+    </w:p>
+    <w:p>
+      <w:pPr>
+        <w:spacing w:line="360" w:lineRule="auto"/>
+        <w:rPr>
+          <w:rFonts w:ascii="Arial" w:hAnsi="Arial" w:cs="Arial"/>
+          <w:sz w:val="22"/>
+          <w:szCs w:val="22"/>
+        </w:rPr>
+      </w:pPr>
+    </w:p>
+    <w:p>
+      <w:pPr>
+        <w:spacing w:line="360" w:lineRule="auto"/>
+        <w:rPr>
           <w:rFonts w:ascii="Arial" w:eastAsia="Times New Roman" w:hAnsi="Arial" w:cs="Arial"/>
           <w:color w:val="37383A"/>
           <w:sz w:val="22"/>
@@ -167,6 +187,30 @@
         </w:rPr>
         <w:t xml:space="preserve">=0). </w:t>
       </w:r>
+    </w:p>
+    <w:p>
+      <w:pPr>
+        <w:spacing w:line="360" w:lineRule="auto"/>
+        <w:rPr>
+          <w:rFonts w:ascii="Arial" w:eastAsia="Times New Roman" w:hAnsi="Arial" w:cs="Arial"/>
+          <w:color w:val="37383A"/>
+          <w:sz w:val="22"/>
+          <w:szCs w:val="22"/>
+          <w:shd w:val="clear" w:color="auto" w:fill="FFFFFF"/>
+        </w:rPr>
+      </w:pPr>
+    </w:p>
+    <w:p>
+      <w:pPr>
+        <w:spacing w:line="360" w:lineRule="auto"/>
+        <w:rPr>
+          <w:rFonts w:ascii="Arial" w:eastAsia="Times New Roman" w:hAnsi="Arial" w:cs="Arial"/>
+          <w:color w:val="37383A"/>
+          <w:sz w:val="22"/>
+          <w:szCs w:val="22"/>
+          <w:shd w:val="clear" w:color="auto" w:fill="FFFFFF"/>
+        </w:rPr>
+      </w:pPr>
       <w:r>
         <w:rPr>
           <w:rFonts w:ascii="Arial" w:eastAsia="Times New Roman" w:hAnsi="Arial" w:cs="Arial"/>
@@ -207,6 +251,18 @@
           <w:rFonts w:ascii="Arial" w:eastAsia="Times New Roman" w:hAnsi="Arial" w:cs="Arial"/>
           <w:color w:val="37383A"/>
           <w:sz w:val="6"/>
+          <w:szCs w:val="22"/>
+          <w:shd w:val="clear" w:color="auto" w:fill="FFFFFF"/>
+        </w:rPr>
+      </w:pPr>
+    </w:p>
+    <w:p>
+      <w:pPr>
+        <w:spacing w:line="360" w:lineRule="auto"/>
+        <w:rPr>
+          <w:rFonts w:ascii="Arial" w:eastAsia="Times New Roman" w:hAnsi="Arial" w:cs="Arial"/>
+          <w:color w:val="37383A"/>
+          <w:sz w:val="22"/>
           <w:szCs w:val="22"/>
           <w:shd w:val="clear" w:color="auto" w:fill="FFFFFF"/>
         </w:rPr>
@@ -460,10 +516,6 @@
     <w:p>
       <w:pPr>
         <w:pStyle w:val="ListParagraph"/>
-        <w:numPr>
-          <w:ilvl w:val="0"/>
-          <w:numId w:val="6"/>
-        </w:numPr>
         <w:spacing w:line="360" w:lineRule="auto"/>
         <w:rPr>
           <w:rFonts w:ascii="Arial" w:eastAsia="Times New Roman" w:hAnsi="Arial" w:cs="Arial"/>
@@ -473,58 +525,6 @@
           <w:shd w:val="clear" w:color="auto" w:fill="FFFFFF"/>
         </w:rPr>
       </w:pPr>
-      <w:r>
-        <w:rPr>
-          <w:rFonts w:ascii="Arial" w:eastAsia="Times New Roman" w:hAnsi="Arial" w:cs="Arial"/>
-          <w:color w:val="37383A"/>
-          <w:sz w:val="22"/>
-          <w:szCs w:val="22"/>
-          <w:shd w:val="clear" w:color="auto" w:fill="FFFFFF"/>
-        </w:rPr>
-        <w:t xml:space="preserve">Replicate </w:t>
-      </w:r>
-      <w:r>
-        <w:rPr>
-          <w:rFonts w:ascii="Arial" w:eastAsia="Times New Roman" w:hAnsi="Arial" w:cs="Arial"/>
-          <w:color w:val="37383A"/>
-          <w:sz w:val="22"/>
-          <w:szCs w:val="22"/>
-          <w:shd w:val="clear" w:color="auto" w:fill="FFFFFF"/>
-        </w:rPr>
-        <w:t>the following figure, which is similar to Figure 3A in the reference</w:t>
-      </w:r>
-      <w:r>
-        <w:rPr>
-          <w:rFonts w:ascii="Arial" w:eastAsia="Times New Roman" w:hAnsi="Arial" w:cs="Arial"/>
-          <w:color w:val="37383A"/>
-          <w:sz w:val="22"/>
-          <w:szCs w:val="22"/>
-          <w:shd w:val="clear" w:color="auto" w:fill="FFFFFF"/>
-        </w:rPr>
-        <w:t>, and discuss the learned strategy of the adversarial network</w:t>
-      </w:r>
-      <w:r>
-        <w:rPr>
-          <w:rFonts w:ascii="Arial" w:eastAsia="Times New Roman" w:hAnsi="Arial" w:cs="Arial"/>
-          <w:color w:val="37383A"/>
-          <w:sz w:val="22"/>
-          <w:szCs w:val="22"/>
-          <w:shd w:val="clear" w:color="auto" w:fill="FFFFFF"/>
-        </w:rPr>
-        <w:t xml:space="preserve"> (refer to utils.py)</w:t>
-      </w:r>
-      <w:bookmarkStart w:id="0" w:name="_GoBack"/>
-      <w:bookmarkEnd w:id="0"/>
-      <w:r>
-        <w:rPr>
-          <w:rFonts w:ascii="Arial" w:eastAsia="Times New Roman" w:hAnsi="Arial" w:cs="Arial"/>
-          <w:color w:val="37383A"/>
-          <w:sz w:val="22"/>
-          <w:szCs w:val="22"/>
-          <w:shd w:val="clear" w:color="auto" w:fill="FFFFFF"/>
-        </w:rPr>
-        <w:t>.</w:t>
-      </w:r>
     </w:p>
     <w:p>
       <w:pPr>
@@ -550,8 +550,164 @@
           <w:szCs w:val="22"/>
           <w:shd w:val="clear" w:color="auto" w:fill="FFFFFF"/>
         </w:rPr>
+        <w:t xml:space="preserve">Replicate </w:t>
+      </w:r>
+      <w:r>
+        <w:rPr>
+          <w:rFonts w:ascii="Arial" w:eastAsia="Times New Roman" w:hAnsi="Arial" w:cs="Arial"/>
+          <w:color w:val="37383A"/>
+          <w:sz w:val="22"/>
+          <w:szCs w:val="22"/>
+          <w:shd w:val="clear" w:color="auto" w:fill="FFFFFF"/>
+        </w:rPr>
+        <w:t>the following figure, which is similar to Figure 3A in the reference</w:t>
+      </w:r>
+      <w:r>
+        <w:rPr>
+          <w:rFonts w:ascii="Arial" w:eastAsia="Times New Roman" w:hAnsi="Arial" w:cs="Arial"/>
+          <w:color w:val="37383A"/>
+          <w:sz w:val="22"/>
+          <w:szCs w:val="22"/>
+          <w:shd w:val="clear" w:color="auto" w:fill="FFFFFF"/>
+        </w:rPr>
+        <w:t>, and discuss the learned strategy of the adversarial network</w:t>
+      </w:r>
+      <w:r>
+        <w:rPr>
+          <w:rFonts w:ascii="Arial" w:eastAsia="Times New Roman" w:hAnsi="Arial" w:cs="Arial"/>
+          <w:color w:val="37383A"/>
+          <w:sz w:val="22"/>
+          <w:szCs w:val="22"/>
+          <w:shd w:val="clear" w:color="auto" w:fill="FFFFFF"/>
+        </w:rPr>
+        <w:t xml:space="preserve"> (refer to utils.py)</w:t>
+      </w:r>
+      <w:r>
+        <w:rPr>
+          <w:rFonts w:ascii="Arial" w:eastAsia="Times New Roman" w:hAnsi="Arial" w:cs="Arial"/>
+          <w:color w:val="37383A"/>
+          <w:sz w:val="22"/>
+          <w:szCs w:val="22"/>
+          <w:shd w:val="clear" w:color="auto" w:fill="FFFFFF"/>
+        </w:rPr>
+        <w:t>.</w:t>
+      </w:r>
+      <w:r>
+        <w:rPr>
+          <w:rFonts w:ascii="Arial" w:eastAsia="Times New Roman" w:hAnsi="Arial" w:cs="Arial"/>
+          <w:color w:val="37383A"/>
+          <w:sz w:val="22"/>
+          <w:szCs w:val="22"/>
+          <w:shd w:val="clear" w:color="auto" w:fill="FFFFFF"/>
+        </w:rPr>
+        <w:t xml:space="preserve"> Report the performance of adversary RL for 1000 tests (number of target action choices out of 100 trials)</w:t>
+      </w:r>
+    </w:p>
+    <w:p>
+      <w:pPr>
+        <w:pStyle w:val="ListParagraph"/>
+        <w:rPr>
+          <w:rFonts w:ascii="Arial" w:eastAsia="Times New Roman" w:hAnsi="Arial" w:cs="Arial"/>
+          <w:color w:val="37383A"/>
+          <w:sz w:val="22"/>
+          <w:szCs w:val="22"/>
+          <w:shd w:val="clear" w:color="auto" w:fill="FFFFFF"/>
+        </w:rPr>
+      </w:pPr>
+    </w:p>
+    <w:p>
+      <w:pPr>
+        <w:pStyle w:val="ListParagraph"/>
+        <w:spacing w:line="360" w:lineRule="auto"/>
+        <w:rPr>
+          <w:rFonts w:ascii="Arial" w:eastAsia="Times New Roman" w:hAnsi="Arial" w:cs="Arial"/>
+          <w:color w:val="37383A"/>
+          <w:sz w:val="22"/>
+          <w:szCs w:val="22"/>
+          <w:shd w:val="clear" w:color="auto" w:fill="FFFFFF"/>
+        </w:rPr>
+      </w:pPr>
+    </w:p>
+    <w:p>
+      <w:pPr>
+        <w:pStyle w:val="ListParagraph"/>
+        <w:numPr>
+          <w:ilvl w:val="0"/>
+          <w:numId w:val="6"/>
+        </w:numPr>
+        <w:spacing w:line="360" w:lineRule="auto"/>
+        <w:rPr>
+          <w:rFonts w:ascii="Arial" w:eastAsia="Times New Roman" w:hAnsi="Arial" w:cs="Arial"/>
+          <w:color w:val="37383A"/>
+          <w:sz w:val="22"/>
+          <w:szCs w:val="22"/>
+          <w:shd w:val="clear" w:color="auto" w:fill="FFFFFF"/>
+        </w:rPr>
+      </w:pPr>
+      <w:r>
+        <w:rPr>
+          <w:rFonts w:ascii="Arial" w:eastAsia="Times New Roman" w:hAnsi="Arial" w:cs="Arial"/>
+          <w:color w:val="37383A"/>
+          <w:sz w:val="22"/>
+          <w:szCs w:val="22"/>
+          <w:shd w:val="clear" w:color="auto" w:fill="FFFFFF"/>
+        </w:rPr>
         <w:t>Submit your code and trained network weights.</w:t>
       </w:r>
+    </w:p>
+    <w:p>
+      <w:pPr>
+        <w:pStyle w:val="ListParagraph"/>
+        <w:spacing w:line="360" w:lineRule="auto"/>
+        <w:rPr>
+          <w:rFonts w:ascii="Arial" w:eastAsia="Times New Roman" w:hAnsi="Arial" w:cs="Arial"/>
+          <w:color w:val="37383A"/>
+          <w:sz w:val="22"/>
+          <w:szCs w:val="22"/>
+          <w:shd w:val="clear" w:color="auto" w:fill="FFFFFF"/>
+        </w:rPr>
+      </w:pPr>
+    </w:p>
+    <w:p>
+      <w:pPr>
+        <w:pStyle w:val="ListParagraph"/>
+        <w:spacing w:line="360" w:lineRule="auto"/>
+        <w:rPr>
+          <w:rFonts w:ascii="Arial" w:eastAsia="Times New Roman" w:hAnsi="Arial" w:cs="Arial"/>
+          <w:color w:val="37383A"/>
+          <w:sz w:val="22"/>
+          <w:szCs w:val="22"/>
+          <w:shd w:val="clear" w:color="auto" w:fill="FFFFFF"/>
+        </w:rPr>
+      </w:pPr>
+    </w:p>
+    <w:p>
+      <w:pPr>
+        <w:pStyle w:val="ListParagraph"/>
+        <w:spacing w:line="360" w:lineRule="auto"/>
+        <w:rPr>
+          <w:rFonts w:ascii="Arial" w:eastAsia="Times New Roman" w:hAnsi="Arial" w:cs="Arial"/>
+          <w:color w:val="37383A"/>
+          <w:sz w:val="22"/>
+          <w:szCs w:val="22"/>
+          <w:shd w:val="clear" w:color="auto" w:fill="FFFFFF"/>
+        </w:rPr>
+      </w:pPr>
+    </w:p>
+    <w:p>
+      <w:pPr>
+        <w:pStyle w:val="ListParagraph"/>
+        <w:spacing w:line="360" w:lineRule="auto"/>
+        <w:rPr>
+          <w:rFonts w:ascii="Arial" w:eastAsia="Times New Roman" w:hAnsi="Arial" w:cs="Arial"/>
+          <w:color w:val="37383A"/>
+          <w:sz w:val="22"/>
+          <w:szCs w:val="22"/>
+          <w:shd w:val="clear" w:color="auto" w:fill="FFFFFF"/>
+        </w:rPr>
+      </w:pPr>
+      <w:bookmarkStart w:id="0" w:name="_GoBack"/>
+      <w:bookmarkEnd w:id="0"/>
     </w:p>
     <w:p>
       <w:pPr>
@@ -616,52 +772,88 @@
         <w:pStyle w:val="Caption"/>
         <w:jc w:val="center"/>
         <w:rPr>
-          <w:sz w:val="21"/>
-        </w:rPr>
-      </w:pPr>
-      <w:r>
-        <w:rPr>
-          <w:sz w:val="21"/>
+          <w:b/>
+          <w:sz w:val="22"/>
+        </w:rPr>
+      </w:pPr>
+      <w:r>
+        <w:rPr>
+          <w:b/>
+          <w:sz w:val="22"/>
         </w:rPr>
         <w:t xml:space="preserve">Figure </w:t>
       </w:r>
       <w:r>
         <w:rPr>
-          <w:sz w:val="21"/>
+          <w:b/>
+          <w:sz w:val="22"/>
         </w:rPr>
         <w:fldChar w:fldCharType="begin"/>
       </w:r>
       <w:r>
         <w:rPr>
-          <w:sz w:val="21"/>
+          <w:b/>
+          <w:sz w:val="22"/>
         </w:rPr>
         <w:instrText xml:space="preserve"> SEQ Figure \* ARABIC </w:instrText>
       </w:r>
       <w:r>
         <w:rPr>
-          <w:sz w:val="21"/>
+          <w:b/>
+          <w:sz w:val="22"/>
         </w:rPr>
         <w:fldChar w:fldCharType="separate"/>
       </w:r>
       <w:r>
         <w:rPr>
+          <w:b/>
           <w:noProof/>
-          <w:sz w:val="21"/>
+          <w:sz w:val="22"/>
         </w:rPr>
         <w:t>1</w:t>
       </w:r>
       <w:r>
         <w:rPr>
-          <w:sz w:val="21"/>
+          <w:b/>
+          <w:sz w:val="22"/>
         </w:rPr>
         <w:fldChar w:fldCharType="end"/>
       </w:r>
       <w:r>
         <w:rPr>
-          <w:sz w:val="21"/>
+          <w:b/>
+          <w:sz w:val="22"/>
         </w:rPr>
         <w:t>. Learned strategy of the adversarial RL</w:t>
       </w:r>
+    </w:p>
+    <w:p>
+      <w:pPr>
+        <w:keepNext/>
+        <w:spacing w:line="360" w:lineRule="auto"/>
+        <w:rPr>
+          <w:rFonts w:ascii="Arial" w:eastAsia="GulimChe" w:hAnsi="Arial" w:cs="Arial"/>
+          <w:b/>
+          <w:bCs/>
+          <w:color w:val="000000"/>
+          <w:sz w:val="22"/>
+          <w:szCs w:val="22"/>
+        </w:rPr>
+      </w:pPr>
+    </w:p>
+    <w:p>
+      <w:pPr>
+        <w:keepNext/>
+        <w:spacing w:line="360" w:lineRule="auto"/>
+        <w:rPr>
+          <w:rFonts w:ascii="Arial" w:eastAsia="GulimChe" w:hAnsi="Arial" w:cs="Arial"/>
+          <w:b/>
+          <w:bCs/>
+          <w:color w:val="000000"/>
+          <w:sz w:val="22"/>
+          <w:szCs w:val="22"/>
+        </w:rPr>
+      </w:pPr>
     </w:p>
     <w:p>
       <w:pPr>
